--- a/docs/Consentimiento_RNF12_Algoritmia.docx
+++ b/docs/Consentimiento_RNF12_Algoritmia.docx
@@ -468,7 +468,13 @@
               </w:pBdr>
             </w:pPr>
             <w:r>
-              <w:t>Colegio El Libertador IED sede B, jornada única</w:t>
+              <w:t xml:space="preserve">Colegio </w:t>
+            </w:r>
+            <w:r>
+              <w:t>El Libertador IED sede A</w:t>
+            </w:r>
+            <w:r>
+              <w:t>, jornada única</w:t>
             </w:r>
           </w:p>
         </w:tc>
@@ -609,10 +615,7 @@
         </w:pBdr>
       </w:pPr>
       <w:r>
-        <w:t>Comprobar el funcionamiento del juego: que las instrucciones y los controles se entiendan, que el juego se pueda terminar sin errores y que la dificultad del primer nivel sea adecuada para grado quin</w:t>
-      </w:r>
-      <w:r>
-        <w:t>to.</w:t>
+        <w:t>Comprobar el funcionamiento del juego: que las instrucciones y los controles se entiendan, que el juego se pueda terminar sin errores y que la dificultad del primer nivel sea adecuada para grado quinto.</w:t>
       </w:r>
     </w:p>
     <w:p>
